--- a/01-精益工具知识库/03-问题解决方法/03-PDCA循环.docx
+++ b/01-精益工具知识库/03-问题解决方法/03-PDCA循环.docx
@@ -2521,7 +2521,7 @@
           <w:i w:val="0"/>
           <w:sz w:val="32"/>
         </w:rPr>
-        <w:t>紧固件日常改善的PDCA应用</w:t>
+        <w:t>产品日常改善的PDCA应用</w:t>
       </w:r>
     </w:p>
     <w:p>
@@ -2535,7 +2535,7 @@
           <w:i w:val="0"/>
           <w:sz w:val="26"/>
         </w:rPr>
-        <w:t>案例一：冷镦工序效率提升的PDCA</w:t>
+        <w:t>案例一：机加工工序效率提升的PDCA</w:t>
       </w:r>
     </w:p>
     <w:p>
@@ -2572,7 +2572,7 @@
           <w:i w:val="0"/>
           <w:sz w:val="22"/>
         </w:rPr>
-        <w:t>问题：冷镦工序OEE仅为62%，目标提升至80%</w:t>
+        <w:t>问题：机加工工序OEE仅为62%，目标提升至80%</w:t>
       </w:r>
     </w:p>
     <w:p>
@@ -2851,7 +2851,7 @@
           <w:i w:val="0"/>
           <w:sz w:val="22"/>
         </w:rPr>
-        <w:t>横展：将SMED方法推广到搓丝工序</w:t>
+        <w:t>横展：将SMED方法推广到精加工工序</w:t>
       </w:r>
     </w:p>
     <w:p>
